--- a/report/final_report.docx
+++ b/report/final_report.docx
@@ -8696,57 +8696,38 @@
     </w:p>
     <w:p>
       <w:r>
+        <w:rPr/>
         <w:t xml:space="preserve">Każdy etap pełni osobną rolę, ale jednocześnie przekazuje wyniki do kolejnych komponentów. Generator przygotowuje dane syntetyczne, EDA pozwala zrozumieć ich strukturę, a </w:t>
       </w:r>
       <w:proofErr w:type="spellStart"/>
       <w:r>
+        <w:rPr/>
         <w:t>feature</w:t>
       </w:r>
       <w:proofErr w:type="spellEnd"/>
       <w:r>
+        <w:rPr/>
         <w:t xml:space="preserve"> engineering przekształca je do postaci użytecznej dla modelowania. Model ML przewiduje sugerowany ciężar, natomiast </w:t>
       </w:r>
       <w:proofErr w:type="spellStart"/>
       <w:r>
+        <w:rPr/>
         <w:t>rekomender</w:t>
       </w:r>
       <w:proofErr w:type="spellEnd"/>
       <w:r>
+        <w:rPr/>
         <w:t xml:space="preserve"> łączy tę predykcję z informacjami o użytkowniku i regułami bezpieczeństwa. Ostatnim elementem jest </w:t>
       </w:r>
       <w:proofErr w:type="spellStart"/>
       <w:r>
+        <w:rPr/>
         <w:t>dashboard</w:t>
       </w:r>
       <w:proofErr w:type="spellEnd"/>
       <w:r>
+        <w:rPr/>
         <w:t>, który prezentuje działanie systemu w formie interaktywnej aplikacji.</w:t>
-      </w:r>
-    </w:p>
-    <w:p>
-      <w:r>
-        <w:t>Architektura systemu została przedstawiona opisowo w postaci sekwencji etapów przetwarzania danych.</w:t>
-      </w:r>
-    </w:p>
-    <w:p>
-      <w:r>
-        <w:t xml:space="preserve">Lokalnie nie znaleziono gotowego obrazu architektury systemu. W tym miejscu można później wstawić schemat </w:t>
-      </w:r>
-      <w:proofErr w:type="spellStart"/>
-      <w:r>
-        <w:t>pipeline</w:t>
-      </w:r>
-      <w:proofErr w:type="spellEnd"/>
-      <w:r>
-        <w:t xml:space="preserve"> przedstawiający przepływ od generatora do </w:t>
-      </w:r>
-      <w:proofErr w:type="spellStart"/>
-      <w:r>
-        <w:t>dashboardu</w:t>
-      </w:r>
-      <w:proofErr w:type="spellEnd"/>
-      <w:r>
-        <w:t>.</w:t>
       </w:r>
     </w:p>
     <w:p>
